--- a/fra/docx/001.content.docx
+++ b/fra/docx/001.content.docx
@@ -150,26 +150,6 @@
           <w:lang w:val="fr_FR" w:bidi="fr_FR"/>
         </w:rPr>
         <w:t>«</w:t>
-      </w:r>
-      <w:r>
-        <w:rPr>
-          <w:lang w:val="fr_FR" w:bidi="fr_FR"/>
-        </w:rPr>
-      </w:r>
-    </w:p>
-    <w:p>
-      <w:pPr/>
-      <w:r>
-        <w:rPr>
-          <w:lang w:val="fr_FR" w:bidi="fr_FR"/>
-        </w:rPr>
-      </w:r>
-      <w:r>
-        <w:rPr>
-          <w:i/>
-          <w:lang w:val="fr_FR" w:bidi="fr_FR"/>
-        </w:rPr>
-        <w:t>« Croire » dans l'Évangile de Jean</w:t>
       </w:r>
       <w:r>
         <w:rPr>

--- a/fra/docx/001.content.docx
+++ b/fra/docx/001.content.docx
@@ -19,7 +19,7 @@
         <w:rPr>
           <w:lang w:val="fr_FR" w:bidi="fr_FR"/>
         </w:rPr>
-        <w:t>Resource: Study Notes - Themes (Tyndale)</w:t>
+        <w:t>Resource: Tyndale Open Study Notes</w:t>
       </w:r>
       <w:r>
         <w:rPr>
@@ -112,7 +112,7 @@
         <w:rPr>
           <w:lang w:val="fr_FR" w:bidi="fr_FR"/>
         </w:rPr>
-        <w:t>Study Notes - Themes (Tyndale)</w:t>
+        <w:t>Tyndale Open Study Notes</w:t>
       </w:r>
     </w:p>
     <w:p>

--- a/fra/docx/001.content.docx
+++ b/fra/docx/001.content.docx
@@ -149,7 +149,7 @@
         <w:rPr>
           <w:lang w:val="fr_FR" w:bidi="fr_FR"/>
         </w:rPr>
-        <w:t>«</w:t>
+        <w:t xml:space="preserve"> </w:t>
       </w:r>
       <w:r>
         <w:rPr>

--- a/fra/docx/001.content.docx
+++ b/fra/docx/001.content.docx
@@ -19,7 +19,7 @@
         <w:rPr>
           <w:lang w:val="fr_FR" w:bidi="fr_FR"/>
         </w:rPr>
-        <w:t>Resource: Tyndale Open Study Notes</w:t>
+        <w:t>Resource: Aquifer Open Study Notes (Themes)</w:t>
       </w:r>
       <w:r>
         <w:rPr>
@@ -112,7 +112,7 @@
         <w:rPr>
           <w:lang w:val="fr_FR" w:bidi="fr_FR"/>
         </w:rPr>
-        <w:t>Tyndale Open Study Notes</w:t>
+        <w:t>Aquifer Open Study Notes (Themes)</w:t>
       </w:r>
     </w:p>
     <w:p>

--- a/fra/docx/001.content.docx
+++ b/fra/docx/001.content.docx
@@ -246,162 +246,108 @@
         </w:rPr>
         <w:t>, qui est pourtant fréquent dans le reste du Nouveau Testament (</w:t>
       </w:r>
-      <w:hyperlink r:id="rId13">
-        <w:r>
-          <w:rPr>
-            <w:lang w:val="fr_FR" w:bidi="fr_FR"/>
-          </w:rPr>
-          <w:rPr>
-            <w:color w:val="0000EE"/>
-            <w:u w:val="single"/>
-          </w:rPr>
-          <w:t>Mt 8.8–10</w:t>
-        </w:r>
-      </w:hyperlink>
+      <w:r>
+        <w:rPr>
+          <w:lang w:val="fr_FR" w:bidi="fr_FR"/>
+        </w:rPr>
+        <w:t>Mt 8.8–10</w:t>
+      </w:r>
       <w:r>
         <w:rPr>
           <w:lang w:val="fr_FR" w:bidi="fr_FR"/>
         </w:rPr>
         <w:t xml:space="preserve"> ; </w:t>
       </w:r>
-      <w:hyperlink r:id="rId14">
-        <w:r>
-          <w:rPr>
-            <w:lang w:val="fr_FR" w:bidi="fr_FR"/>
-          </w:rPr>
-          <w:rPr>
-            <w:color w:val="0000EE"/>
-            <w:u w:val="single"/>
-          </w:rPr>
-          <w:t>Mc 11.22</w:t>
-        </w:r>
-      </w:hyperlink>
+      <w:r>
+        <w:rPr>
+          <w:lang w:val="fr_FR" w:bidi="fr_FR"/>
+        </w:rPr>
+        <w:t>Mc 11.22</w:t>
+      </w:r>
       <w:r>
         <w:rPr>
           <w:lang w:val="fr_FR" w:bidi="fr_FR"/>
         </w:rPr>
         <w:t xml:space="preserve"> ; </w:t>
       </w:r>
-      <w:hyperlink r:id="rId15">
-        <w:r>
-          <w:rPr>
-            <w:lang w:val="fr_FR" w:bidi="fr_FR"/>
-          </w:rPr>
-          <w:rPr>
-            <w:color w:val="0000EE"/>
-            <w:u w:val="single"/>
-          </w:rPr>
-          <w:t>Ac 20.21</w:t>
-        </w:r>
-      </w:hyperlink>
+      <w:r>
+        <w:rPr>
+          <w:lang w:val="fr_FR" w:bidi="fr_FR"/>
+        </w:rPr>
+        <w:t>Ac 20.21</w:t>
+      </w:r>
       <w:r>
         <w:rPr>
           <w:lang w:val="fr_FR" w:bidi="fr_FR"/>
         </w:rPr>
         <w:t xml:space="preserve"> ; </w:t>
       </w:r>
-      <w:hyperlink r:id="rId16">
-        <w:r>
-          <w:rPr>
-            <w:lang w:val="fr_FR" w:bidi="fr_FR"/>
-          </w:rPr>
-          <w:rPr>
-            <w:color w:val="0000EE"/>
-            <w:u w:val="single"/>
-          </w:rPr>
-          <w:t>Rm 1.17</w:t>
-        </w:r>
-      </w:hyperlink>
+      <w:r>
+        <w:rPr>
+          <w:lang w:val="fr_FR" w:bidi="fr_FR"/>
+        </w:rPr>
+        <w:t>Rm 1.17</w:t>
+      </w:r>
       <w:r>
         <w:rPr>
           <w:lang w:val="fr_FR" w:bidi="fr_FR"/>
         </w:rPr>
         <w:t xml:space="preserve"> ; </w:t>
       </w:r>
-      <w:hyperlink r:id="rId17">
-        <w:r>
-          <w:rPr>
-            <w:lang w:val="fr_FR" w:bidi="fr_FR"/>
-          </w:rPr>
-          <w:rPr>
-            <w:color w:val="0000EE"/>
-            <w:u w:val="single"/>
-          </w:rPr>
-          <w:t>3.27–31</w:t>
-        </w:r>
-      </w:hyperlink>
+      <w:r>
+        <w:rPr>
+          <w:lang w:val="fr_FR" w:bidi="fr_FR"/>
+        </w:rPr>
+        <w:t>3.27–31</w:t>
+      </w:r>
       <w:r>
         <w:rPr>
           <w:lang w:val="fr_FR" w:bidi="fr_FR"/>
         </w:rPr>
         <w:t xml:space="preserve"> ; </w:t>
       </w:r>
-      <w:hyperlink r:id="rId18">
-        <w:r>
-          <w:rPr>
-            <w:lang w:val="fr_FR" w:bidi="fr_FR"/>
-          </w:rPr>
-          <w:rPr>
-            <w:color w:val="0000EE"/>
-            <w:u w:val="single"/>
-          </w:rPr>
-          <w:t>4.3–5</w:t>
-        </w:r>
-      </w:hyperlink>
+      <w:r>
+        <w:rPr>
+          <w:lang w:val="fr_FR" w:bidi="fr_FR"/>
+        </w:rPr>
+        <w:t>4.3–5</w:t>
+      </w:r>
       <w:r>
         <w:rPr>
           <w:lang w:val="fr_FR" w:bidi="fr_FR"/>
         </w:rPr>
         <w:t xml:space="preserve"> ; </w:t>
       </w:r>
-      <w:hyperlink r:id="rId19">
-        <w:r>
-          <w:rPr>
-            <w:lang w:val="fr_FR" w:bidi="fr_FR"/>
-          </w:rPr>
-          <w:rPr>
-            <w:color w:val="0000EE"/>
-            <w:u w:val="single"/>
-          </w:rPr>
-          <w:t>Hé 11.1–39</w:t>
-        </w:r>
-      </w:hyperlink>
+      <w:r>
+        <w:rPr>
+          <w:lang w:val="fr_FR" w:bidi="fr_FR"/>
+        </w:rPr>
+        <w:t>Hé 11.1–39</w:t>
+      </w:r>
       <w:r>
         <w:rPr>
           <w:lang w:val="fr_FR" w:bidi="fr_FR"/>
         </w:rPr>
         <w:t xml:space="preserve"> ; </w:t>
       </w:r>
-      <w:hyperlink r:id="rId20">
-        <w:r>
-          <w:rPr>
-            <w:lang w:val="fr_FR" w:bidi="fr_FR"/>
-          </w:rPr>
-          <w:rPr>
-            <w:color w:val="0000EE"/>
-            <w:u w:val="single"/>
-          </w:rPr>
-          <w:t>Jc 2.14–24</w:t>
-        </w:r>
-      </w:hyperlink>
+      <w:r>
+        <w:rPr>
+          <w:lang w:val="fr_FR" w:bidi="fr_FR"/>
+        </w:rPr>
+        <w:t>Jc 2.14–24</w:t>
+      </w:r>
       <w:r>
         <w:rPr>
           <w:lang w:val="fr_FR" w:bidi="fr_FR"/>
         </w:rPr>
         <w:t xml:space="preserve"> ; </w:t>
       </w:r>
-      <w:hyperlink r:id="rId21">
-        <w:r>
-          <w:rPr>
-            <w:lang w:val="fr_FR" w:bidi="fr_FR"/>
-          </w:rPr>
-          <w:rPr>
-            <w:color w:val="0000EE"/>
-            <w:u w:val="single"/>
-          </w:rPr>
-          <w:t>1P 1.5–7</w:t>
-        </w:r>
-      </w:hyperlink>
+      <w:r>
+        <w:rPr>
+          <w:lang w:val="fr_FR" w:bidi="fr_FR"/>
+        </w:rPr>
+        <w:t>1P 1.5–7</w:t>
+      </w:r>
       <w:r>
         <w:rPr>
           <w:lang w:val="fr_FR" w:bidi="fr_FR"/>
@@ -462,72 +408,48 @@
         </w:rPr>
         <w:t>Croire signifie aussi apporter des changements à notre façon de vivre. La foi est l'œuvre que Dieu attend de nous (</w:t>
       </w:r>
-      <w:hyperlink r:id="rId22">
-        <w:r>
-          <w:rPr>
-            <w:lang w:val="fr_FR" w:bidi="fr_FR"/>
-          </w:rPr>
-          <w:rPr>
-            <w:color w:val="0000EE"/>
-            <w:u w:val="single"/>
-          </w:rPr>
-          <w:t>Jn 6.29</w:t>
-        </w:r>
-      </w:hyperlink>
+      <w:r>
+        <w:rPr>
+          <w:lang w:val="fr_FR" w:bidi="fr_FR"/>
+        </w:rPr>
+        <w:t>Jn 6.29</w:t>
+      </w:r>
       <w:r>
         <w:rPr>
           <w:lang w:val="fr_FR" w:bidi="fr_FR"/>
         </w:rPr>
         <w:t>). Nous démontrons notre foi en suivant les enseignements de Jésus, en l'aimant et en obéissant à ses commandements (</w:t>
       </w:r>
-      <w:hyperlink r:id="rId23">
-        <w:r>
-          <w:rPr>
-            <w:lang w:val="fr_FR" w:bidi="fr_FR"/>
-          </w:rPr>
-          <w:rPr>
-            <w:color w:val="0000EE"/>
-            <w:u w:val="single"/>
-          </w:rPr>
-          <w:t>Jn 8.31</w:t>
-        </w:r>
-      </w:hyperlink>
+      <w:r>
+        <w:rPr>
+          <w:lang w:val="fr_FR" w:bidi="fr_FR"/>
+        </w:rPr>
+        <w:t>Jn 8.31</w:t>
+      </w:r>
       <w:r>
         <w:rPr>
           <w:lang w:val="fr_FR" w:bidi="fr_FR"/>
         </w:rPr>
         <w:t xml:space="preserve"> ; </w:t>
       </w:r>
-      <w:hyperlink r:id="rId24">
-        <w:r>
-          <w:rPr>
-            <w:lang w:val="fr_FR" w:bidi="fr_FR"/>
-          </w:rPr>
-          <w:rPr>
-            <w:color w:val="0000EE"/>
-            <w:u w:val="single"/>
-          </w:rPr>
-          <w:t>15.1–17</w:t>
-        </w:r>
-      </w:hyperlink>
+      <w:r>
+        <w:rPr>
+          <w:lang w:val="fr_FR" w:bidi="fr_FR"/>
+        </w:rPr>
+        <w:t>15.1–17</w:t>
+      </w:r>
       <w:r>
         <w:rPr>
           <w:lang w:val="fr_FR" w:bidi="fr_FR"/>
         </w:rPr>
         <w:t xml:space="preserve"> ; voir </w:t>
       </w:r>
-      <w:hyperlink r:id="rId25">
-        <w:r>
-          <w:rPr>
-            <w:lang w:val="fr_FR" w:bidi="fr_FR"/>
-          </w:rPr>
-          <w:rPr>
-            <w:color w:val="0000EE"/>
-            <w:u w:val="single"/>
-          </w:rPr>
-          <w:t>1Jn 5.10</w:t>
-        </w:r>
-      </w:hyperlink>
+      <w:r>
+        <w:rPr>
+          <w:lang w:val="fr_FR" w:bidi="fr_FR"/>
+        </w:rPr>
+        <w:t>1Jn 5.10</w:t>
+      </w:r>
       <w:r>
         <w:rPr>
           <w:lang w:val="fr_FR" w:bidi="fr_FR"/>
@@ -557,324 +479,216 @@
           <w:lang w:val="fr_FR" w:bidi="fr_FR"/>
         </w:rPr>
       </w:r>
-      <w:hyperlink r:id="rId26">
-        <w:r>
-          <w:rPr>
-            <w:lang w:val="fr_FR" w:bidi="fr_FR"/>
-          </w:rPr>
-          <w:rPr>
-            <w:color w:val="0000EE"/>
-            <w:u w:val="single"/>
-          </w:rPr>
-          <w:t>Genèse 15.6</w:t>
-        </w:r>
-      </w:hyperlink>
+      <w:r>
+        <w:rPr>
+          <w:lang w:val="fr_FR" w:bidi="fr_FR"/>
+        </w:rPr>
+        <w:t>Genèse 15.6</w:t>
+      </w:r>
       <w:r>
         <w:rPr>
           <w:lang w:val="fr_FR" w:bidi="fr_FR"/>
         </w:rPr>
         <w:t xml:space="preserve"> ; </w:t>
       </w:r>
-      <w:hyperlink r:id="rId27">
-        <w:r>
-          <w:rPr>
-            <w:lang w:val="fr_FR" w:bidi="fr_FR"/>
-          </w:rPr>
-          <w:rPr>
-            <w:color w:val="0000EE"/>
-            <w:u w:val="single"/>
-          </w:rPr>
-          <w:t>Ésaïe 28.16</w:t>
-        </w:r>
-      </w:hyperlink>
+      <w:r>
+        <w:rPr>
+          <w:lang w:val="fr_FR" w:bidi="fr_FR"/>
+        </w:rPr>
+        <w:t>Ésaïe 28.16</w:t>
+      </w:r>
       <w:r>
         <w:rPr>
           <w:lang w:val="fr_FR" w:bidi="fr_FR"/>
         </w:rPr>
         <w:t xml:space="preserve"> ; </w:t>
       </w:r>
-      <w:hyperlink r:id="rId28">
-        <w:r>
-          <w:rPr>
-            <w:lang w:val="fr_FR" w:bidi="fr_FR"/>
-          </w:rPr>
-          <w:rPr>
-            <w:color w:val="0000EE"/>
-            <w:u w:val="single"/>
-          </w:rPr>
-          <w:t>Marc 1.15</w:t>
-        </w:r>
-      </w:hyperlink>
+      <w:r>
+        <w:rPr>
+          <w:lang w:val="fr_FR" w:bidi="fr_FR"/>
+        </w:rPr>
+        <w:t>Marc 1.15</w:t>
+      </w:r>
       <w:r>
         <w:rPr>
           <w:lang w:val="fr_FR" w:bidi="fr_FR"/>
         </w:rPr>
         <w:t xml:space="preserve"> ; </w:t>
       </w:r>
-      <w:hyperlink r:id="rId29">
-        <w:r>
-          <w:rPr>
-            <w:lang w:val="fr_FR" w:bidi="fr_FR"/>
-          </w:rPr>
-          <w:rPr>
-            <w:color w:val="0000EE"/>
-            <w:u w:val="single"/>
-          </w:rPr>
-          <w:t>Marc 9.23–24</w:t>
-        </w:r>
-      </w:hyperlink>
+      <w:r>
+        <w:rPr>
+          <w:lang w:val="fr_FR" w:bidi="fr_FR"/>
+        </w:rPr>
+        <w:t>Marc 9.23–24</w:t>
+      </w:r>
       <w:r>
         <w:rPr>
           <w:lang w:val="fr_FR" w:bidi="fr_FR"/>
         </w:rPr>
         <w:t xml:space="preserve"> ; </w:t>
       </w:r>
-      <w:hyperlink r:id="rId30">
-        <w:r>
-          <w:rPr>
-            <w:lang w:val="fr_FR" w:bidi="fr_FR"/>
-          </w:rPr>
-          <w:rPr>
-            <w:color w:val="0000EE"/>
-            <w:u w:val="single"/>
-          </w:rPr>
-          <w:t>Jean 1.12–13</w:t>
-        </w:r>
-      </w:hyperlink>
+      <w:r>
+        <w:rPr>
+          <w:lang w:val="fr_FR" w:bidi="fr_FR"/>
+        </w:rPr>
+        <w:t>Jean 1.12–13</w:t>
+      </w:r>
       <w:r>
         <w:rPr>
           <w:lang w:val="fr_FR" w:bidi="fr_FR"/>
         </w:rPr>
         <w:t xml:space="preserve"> ; </w:t>
       </w:r>
-      <w:hyperlink r:id="rId31">
-        <w:r>
-          <w:rPr>
-            <w:lang w:val="fr_FR" w:bidi="fr_FR"/>
-          </w:rPr>
-          <w:rPr>
-            <w:color w:val="0000EE"/>
-            <w:u w:val="single"/>
-          </w:rPr>
-          <w:t>3.10–18</w:t>
-        </w:r>
-      </w:hyperlink>
+      <w:r>
+        <w:rPr>
+          <w:lang w:val="fr_FR" w:bidi="fr_FR"/>
+        </w:rPr>
+        <w:t>3.10–18</w:t>
+      </w:r>
       <w:r>
         <w:rPr>
           <w:lang w:val="fr_FR" w:bidi="fr_FR"/>
         </w:rPr>
         <w:t xml:space="preserve"> ; </w:t>
       </w:r>
-      <w:hyperlink r:id="rId32">
-        <w:r>
-          <w:rPr>
-            <w:lang w:val="fr_FR" w:bidi="fr_FR"/>
-          </w:rPr>
-          <w:rPr>
-            <w:color w:val="0000EE"/>
-            <w:u w:val="single"/>
-          </w:rPr>
-          <w:t>5.24</w:t>
-        </w:r>
-      </w:hyperlink>
+      <w:r>
+        <w:rPr>
+          <w:lang w:val="fr_FR" w:bidi="fr_FR"/>
+        </w:rPr>
+        <w:t>5.24</w:t>
+      </w:r>
       <w:r>
         <w:rPr>
           <w:lang w:val="fr_FR" w:bidi="fr_FR"/>
         </w:rPr>
         <w:t xml:space="preserve"> ; </w:t>
       </w:r>
-      <w:hyperlink r:id="rId33">
-        <w:r>
-          <w:rPr>
-            <w:lang w:val="fr_FR" w:bidi="fr_FR"/>
-          </w:rPr>
-          <w:rPr>
-            <w:color w:val="0000EE"/>
-            <w:u w:val="single"/>
-          </w:rPr>
-          <w:t>6.35–36</w:t>
-        </w:r>
-      </w:hyperlink>
+      <w:r>
+        <w:rPr>
+          <w:lang w:val="fr_FR" w:bidi="fr_FR"/>
+        </w:rPr>
+        <w:t>6.35–36</w:t>
+      </w:r>
       <w:r>
         <w:rPr>
           <w:lang w:val="fr_FR" w:bidi="fr_FR"/>
         </w:rPr>
         <w:t xml:space="preserve"> ; </w:t>
       </w:r>
-      <w:hyperlink r:id="rId34">
-        <w:r>
-          <w:rPr>
-            <w:lang w:val="fr_FR" w:bidi="fr_FR"/>
-          </w:rPr>
-          <w:rPr>
-            <w:color w:val="0000EE"/>
-            <w:u w:val="single"/>
-          </w:rPr>
-          <w:t>7.38</w:t>
-        </w:r>
-      </w:hyperlink>
+      <w:r>
+        <w:rPr>
+          <w:lang w:val="fr_FR" w:bidi="fr_FR"/>
+        </w:rPr>
+        <w:t>7.38</w:t>
+      </w:r>
       <w:r>
         <w:rPr>
           <w:lang w:val="fr_FR" w:bidi="fr_FR"/>
         </w:rPr>
         <w:t xml:space="preserve"> ; </w:t>
       </w:r>
-      <w:hyperlink r:id="rId35">
-        <w:r>
-          <w:rPr>
-            <w:lang w:val="fr_FR" w:bidi="fr_FR"/>
-          </w:rPr>
-          <w:rPr>
-            <w:color w:val="0000EE"/>
-            <w:u w:val="single"/>
-          </w:rPr>
-          <w:t>9.35–38</w:t>
-        </w:r>
-      </w:hyperlink>
+      <w:r>
+        <w:rPr>
+          <w:lang w:val="fr_FR" w:bidi="fr_FR"/>
+        </w:rPr>
+        <w:t>9.35–38</w:t>
+      </w:r>
       <w:r>
         <w:rPr>
           <w:lang w:val="fr_FR" w:bidi="fr_FR"/>
         </w:rPr>
         <w:t xml:space="preserve"> ; </w:t>
       </w:r>
-      <w:hyperlink r:id="rId36">
-        <w:r>
-          <w:rPr>
-            <w:lang w:val="fr_FR" w:bidi="fr_FR"/>
-          </w:rPr>
-          <w:rPr>
-            <w:color w:val="0000EE"/>
-            <w:u w:val="single"/>
-          </w:rPr>
-          <w:t>11.25–27</w:t>
-        </w:r>
-      </w:hyperlink>
+      <w:r>
+        <w:rPr>
+          <w:lang w:val="fr_FR" w:bidi="fr_FR"/>
+        </w:rPr>
+        <w:t>11.25–27</w:t>
+      </w:r>
       <w:r>
         <w:rPr>
           <w:lang w:val="fr_FR" w:bidi="fr_FR"/>
         </w:rPr>
         <w:t xml:space="preserve"> ; </w:t>
       </w:r>
-      <w:hyperlink r:id="rId37">
-        <w:r>
-          <w:rPr>
-            <w:lang w:val="fr_FR" w:bidi="fr_FR"/>
-          </w:rPr>
-          <w:rPr>
-            <w:color w:val="0000EE"/>
-            <w:u w:val="single"/>
-          </w:rPr>
-          <w:t>12.37</w:t>
-        </w:r>
-      </w:hyperlink>
+      <w:r>
+        <w:rPr>
+          <w:lang w:val="fr_FR" w:bidi="fr_FR"/>
+        </w:rPr>
+        <w:t>12.37</w:t>
+      </w:r>
       <w:r>
         <w:rPr>
           <w:lang w:val="fr_FR" w:bidi="fr_FR"/>
         </w:rPr>
         <w:t xml:space="preserve"> ; </w:t>
       </w:r>
-      <w:hyperlink r:id="rId38">
-        <w:r>
-          <w:rPr>
-            <w:lang w:val="fr_FR" w:bidi="fr_FR"/>
-          </w:rPr>
-          <w:rPr>
-            <w:color w:val="0000EE"/>
-            <w:u w:val="single"/>
-          </w:rPr>
-          <w:t>20.25–31</w:t>
-        </w:r>
-      </w:hyperlink>
+      <w:r>
+        <w:rPr>
+          <w:lang w:val="fr_FR" w:bidi="fr_FR"/>
+        </w:rPr>
+        <w:t>20.25–31</w:t>
+      </w:r>
       <w:r>
         <w:rPr>
           <w:lang w:val="fr_FR" w:bidi="fr_FR"/>
         </w:rPr>
         <w:t xml:space="preserve"> ; </w:t>
       </w:r>
-      <w:hyperlink r:id="rId39">
-        <w:r>
-          <w:rPr>
-            <w:lang w:val="fr_FR" w:bidi="fr_FR"/>
-          </w:rPr>
-          <w:rPr>
-            <w:color w:val="0000EE"/>
-            <w:u w:val="single"/>
-          </w:rPr>
-          <w:t>Actes 10.43</w:t>
-        </w:r>
-      </w:hyperlink>
+      <w:r>
+        <w:rPr>
+          <w:lang w:val="fr_FR" w:bidi="fr_FR"/>
+        </w:rPr>
+        <w:t>Actes 10.43</w:t>
+      </w:r>
       <w:r>
         <w:rPr>
           <w:lang w:val="fr_FR" w:bidi="fr_FR"/>
         </w:rPr>
         <w:t xml:space="preserve"> ; </w:t>
       </w:r>
-      <w:hyperlink r:id="rId40">
-        <w:r>
-          <w:rPr>
-            <w:lang w:val="fr_FR" w:bidi="fr_FR"/>
-          </w:rPr>
-          <w:rPr>
-            <w:color w:val="0000EE"/>
-            <w:u w:val="single"/>
-          </w:rPr>
-          <w:t>13.39</w:t>
-        </w:r>
-      </w:hyperlink>
+      <w:r>
+        <w:rPr>
+          <w:lang w:val="fr_FR" w:bidi="fr_FR"/>
+        </w:rPr>
+        <w:t>13.39</w:t>
+      </w:r>
       <w:r>
         <w:rPr>
           <w:lang w:val="fr_FR" w:bidi="fr_FR"/>
         </w:rPr>
         <w:t xml:space="preserve"> ; </w:t>
       </w:r>
-      <w:hyperlink r:id="rId41">
-        <w:r>
-          <w:rPr>
-            <w:lang w:val="fr_FR" w:bidi="fr_FR"/>
-          </w:rPr>
-          <w:rPr>
-            <w:color w:val="0000EE"/>
-            <w:u w:val="single"/>
-          </w:rPr>
-          <w:t>Romains 1.16</w:t>
-        </w:r>
-      </w:hyperlink>
+      <w:r>
+        <w:rPr>
+          <w:lang w:val="fr_FR" w:bidi="fr_FR"/>
+        </w:rPr>
+        <w:t>Romains 1.16</w:t>
+      </w:r>
       <w:r>
         <w:rPr>
           <w:lang w:val="fr_FR" w:bidi="fr_FR"/>
         </w:rPr>
         <w:t xml:space="preserve"> ; </w:t>
       </w:r>
-      <w:hyperlink r:id="rId42">
-        <w:r>
-          <w:rPr>
-            <w:lang w:val="fr_FR" w:bidi="fr_FR"/>
-          </w:rPr>
-          <w:rPr>
-            <w:color w:val="0000EE"/>
-            <w:u w:val="single"/>
-          </w:rPr>
-          <w:t>10.9–10</w:t>
-        </w:r>
-      </w:hyperlink>
+      <w:r>
+        <w:rPr>
+          <w:lang w:val="fr_FR" w:bidi="fr_FR"/>
+        </w:rPr>
+        <w:t>10.9–10</w:t>
+      </w:r>
       <w:r>
         <w:rPr>
           <w:lang w:val="fr_FR" w:bidi="fr_FR"/>
         </w:rPr>
         <w:t xml:space="preserve"> ; </w:t>
       </w:r>
-      <w:hyperlink r:id="rId43">
-        <w:r>
-          <w:rPr>
-            <w:lang w:val="fr_FR" w:bidi="fr_FR"/>
-          </w:rPr>
-          <w:rPr>
-            <w:color w:val="0000EE"/>
-            <w:u w:val="single"/>
-          </w:rPr>
-          <w:t>Hébreux 4.3</w:t>
-        </w:r>
-      </w:hyperlink>
+      <w:r>
+        <w:rPr>
+          <w:lang w:val="fr_FR" w:bidi="fr_FR"/>
+        </w:rPr>
+        <w:t>Hébreux 4.3</w:t>
+      </w:r>
       <w:r>
         <w:rPr>
           <w:lang w:val="fr_FR" w:bidi="fr_FR"/>
